--- a/templates/CMIS/DS-GuiThu.docx
+++ b/templates/CMIS/DS-GuiThu.docx
@@ -38,7 +38,7 @@
                 <w:szCs w:val="26"/>
                 <w:lang w:eastAsia="ar-SA"/>
               </w:rPr>
-              <w:t>ĐỘI QUẢN LÝ ĐIỆN XUÂN LỘC</w:t>
+              <w:t>ĐIỆN LỰC XUÂN LỘC</w:t>
             </w:r>
           </w:p>
           <w:p>

--- a/templates/CMIS/DS-GuiThu.docx
+++ b/templates/CMIS/DS-GuiThu.docx
@@ -574,16 +574,17 @@
     </w:p>
     <w:tbl>
       <w:tblPr>
-        <w:tblW w:w="15456" w:type="dxa"/>
+        <w:tblW w:w="15852" w:type="dxa"/>
         <w:tblInd w:w="-431" w:type="dxa"/>
         <w:tblLook w:val="04A0" w:firstRow="1" w:lastRow="0" w:firstColumn="1" w:lastColumn="0" w:noHBand="0" w:noVBand="1"/>
       </w:tblPr>
       <w:tblGrid>
         <w:gridCol w:w="670"/>
         <w:gridCol w:w="3584"/>
-        <w:gridCol w:w="4765"/>
+        <w:gridCol w:w="3827"/>
         <w:gridCol w:w="1900"/>
         <w:gridCol w:w="3203"/>
+        <w:gridCol w:w="1334"/>
         <w:gridCol w:w="1334"/>
       </w:tblGrid>
       <w:tr>
@@ -671,7 +672,7 @@
         </w:tc>
         <w:tc>
           <w:tcPr>
-            <w:tcW w:w="4765" w:type="dxa"/>
+            <w:tcW w:w="3827" w:type="dxa"/>
             <w:tcBorders>
               <w:top w:val="single" w:sz="4" w:space="0" w:color="auto"/>
               <w:left w:val="nil"/>
@@ -822,6 +823,186 @@
                 <w:lang w:val="vi-VN" w:eastAsia="vi-VN"/>
               </w:rPr>
               <w:t>Hình thức gửi</w:t>
+            </w:r>
+          </w:p>
+        </w:tc>
+        <w:tc>
+          <w:tcPr>
+            <w:tcW w:w="1334" w:type="dxa"/>
+            <w:tcBorders>
+              <w:top w:val="single" w:sz="4" w:space="0" w:color="auto"/>
+              <w:left w:val="nil"/>
+              <w:bottom w:val="single" w:sz="4" w:space="0" w:color="auto"/>
+              <w:right w:val="single" w:sz="4" w:space="0" w:color="auto"/>
+            </w:tcBorders>
+            <w:vAlign w:val="center"/>
+          </w:tcPr>
+          <w:p>
+            <w:pPr>
+              <w:jc w:val="center"/>
+              <w:rPr>
+                <w:rFonts w:ascii="Times New Roman" w:hAnsi="Times New Roman"/>
+                <w:b/>
+                <w:bCs/>
+                <w:color w:val="000000"/>
+                <w:sz w:val="24"/>
+                <w:szCs w:val="24"/>
+                <w:lang w:eastAsia="vi-VN"/>
+              </w:rPr>
+            </w:pPr>
+            <w:proofErr w:type="spellStart"/>
+            <w:r>
+              <w:rPr>
+                <w:rFonts w:ascii="Times New Roman" w:hAnsi="Times New Roman"/>
+                <w:b/>
+                <w:bCs/>
+                <w:color w:val="000000"/>
+                <w:sz w:val="24"/>
+                <w:szCs w:val="24"/>
+                <w:lang w:eastAsia="vi-VN"/>
+              </w:rPr>
+              <w:t>Số</w:t>
+            </w:r>
+            <w:proofErr w:type="spellEnd"/>
+            <w:r>
+              <w:rPr>
+                <w:rFonts w:ascii="Times New Roman" w:hAnsi="Times New Roman"/>
+                <w:b/>
+                <w:bCs/>
+                <w:color w:val="000000"/>
+                <w:sz w:val="24"/>
+                <w:szCs w:val="24"/>
+                <w:lang w:eastAsia="vi-VN"/>
+              </w:rPr>
+              <w:t xml:space="preserve"> </w:t>
+            </w:r>
+            <w:proofErr w:type="spellStart"/>
+            <w:r>
+              <w:rPr>
+                <w:rFonts w:ascii="Times New Roman" w:hAnsi="Times New Roman"/>
+                <w:b/>
+                <w:bCs/>
+                <w:color w:val="000000"/>
+                <w:sz w:val="24"/>
+                <w:szCs w:val="24"/>
+                <w:lang w:eastAsia="vi-VN"/>
+              </w:rPr>
+              <w:t>công</w:t>
+            </w:r>
+            <w:proofErr w:type="spellEnd"/>
+            <w:r>
+              <w:rPr>
+                <w:rFonts w:ascii="Times New Roman" w:hAnsi="Times New Roman"/>
+                <w:b/>
+                <w:bCs/>
+                <w:color w:val="000000"/>
+                <w:sz w:val="24"/>
+                <w:szCs w:val="24"/>
+                <w:lang w:eastAsia="vi-VN"/>
+              </w:rPr>
+              <w:t xml:space="preserve"> </w:t>
+            </w:r>
+            <w:proofErr w:type="spellStart"/>
+            <w:r>
+              <w:rPr>
+                <w:rFonts w:ascii="Times New Roman" w:hAnsi="Times New Roman"/>
+                <w:b/>
+                <w:bCs/>
+                <w:color w:val="000000"/>
+                <w:sz w:val="24"/>
+                <w:szCs w:val="24"/>
+                <w:lang w:eastAsia="vi-VN"/>
+              </w:rPr>
+              <w:t>v</w:t>
+            </w:r>
+            <w:r>
+              <w:rPr>
+                <w:rFonts w:ascii="Times New Roman" w:hAnsi="Times New Roman" w:hint="eastAsia"/>
+                <w:b/>
+                <w:bCs/>
+                <w:color w:val="000000"/>
+                <w:sz w:val="24"/>
+                <w:szCs w:val="24"/>
+                <w:lang w:eastAsia="vi-VN"/>
+              </w:rPr>
+              <w:t>ă</w:t>
+            </w:r>
+            <w:r>
+              <w:rPr>
+                <w:rFonts w:ascii="Times New Roman" w:hAnsi="Times New Roman"/>
+                <w:b/>
+                <w:bCs/>
+                <w:color w:val="000000"/>
+                <w:sz w:val="24"/>
+                <w:szCs w:val="24"/>
+                <w:lang w:eastAsia="vi-VN"/>
+              </w:rPr>
+              <w:t>n</w:t>
+            </w:r>
+            <w:proofErr w:type="spellEnd"/>
+            <w:r>
+              <w:rPr>
+                <w:rFonts w:ascii="Times New Roman" w:hAnsi="Times New Roman"/>
+                <w:b/>
+                <w:bCs/>
+                <w:color w:val="000000"/>
+                <w:sz w:val="24"/>
+                <w:szCs w:val="24"/>
+                <w:lang w:eastAsia="vi-VN"/>
+              </w:rPr>
+              <w:t xml:space="preserve"> </w:t>
+            </w:r>
+          </w:p>
+          <w:p>
+            <w:pPr>
+              <w:jc w:val="center"/>
+              <w:rPr>
+                <w:rFonts w:ascii="Times New Roman" w:hAnsi="Times New Roman"/>
+                <w:b/>
+                <w:bCs/>
+                <w:color w:val="000000"/>
+                <w:sz w:val="24"/>
+                <w:szCs w:val="24"/>
+                <w:lang w:eastAsia="vi-VN"/>
+              </w:rPr>
+            </w:pPr>
+            <w:proofErr w:type="spellStart"/>
+            <w:r>
+              <w:rPr>
+                <w:rFonts w:ascii="Times New Roman" w:hAnsi="Times New Roman" w:hint="eastAsia"/>
+                <w:b/>
+                <w:bCs/>
+                <w:color w:val="000000"/>
+                <w:sz w:val="24"/>
+                <w:szCs w:val="24"/>
+                <w:lang w:eastAsia="vi-VN"/>
+              </w:rPr>
+              <w:t>đ</w:t>
+            </w:r>
+            <w:r>
+              <w:rPr>
+                <w:rFonts w:ascii="Times New Roman" w:hAnsi="Times New Roman"/>
+                <w:b/>
+                <w:bCs/>
+                <w:color w:val="000000"/>
+                <w:sz w:val="24"/>
+                <w:szCs w:val="24"/>
+                <w:lang w:eastAsia="vi-VN"/>
+              </w:rPr>
+              <w:t>i</w:t>
+            </w:r>
+            <w:proofErr w:type="spellEnd"/>
+            <w:r>
+              <w:rPr>
+                <w:rFonts w:ascii="Times New Roman" w:hAnsi="Times New Roman"/>
+                <w:b/>
+                <w:bCs/>
+                <w:color w:val="000000"/>
+                <w:sz w:val="24"/>
+                <w:szCs w:val="24"/>
+                <w:lang w:eastAsia="vi-VN"/>
+              </w:rPr>
+              <w:t xml:space="preserve">  </w:t>
             </w:r>
           </w:p>
         </w:tc>
@@ -917,7 +1098,7 @@
         </w:tc>
         <w:tc>
           <w:tcPr>
-            <w:tcW w:w="4765" w:type="dxa"/>
+            <w:tcW w:w="3827" w:type="dxa"/>
             <w:tcBorders>
               <w:top w:val="single" w:sz="4" w:space="0" w:color="auto"/>
               <w:left w:val="nil"/>
@@ -1097,6 +1278,30 @@
               </w:rPr>
               <w:t>}</w:t>
             </w:r>
+          </w:p>
+        </w:tc>
+        <w:tc>
+          <w:tcPr>
+            <w:tcW w:w="1334" w:type="dxa"/>
+            <w:tcBorders>
+              <w:top w:val="single" w:sz="4" w:space="0" w:color="auto"/>
+              <w:left w:val="nil"/>
+              <w:bottom w:val="single" w:sz="4" w:space="0" w:color="auto"/>
+              <w:right w:val="single" w:sz="4" w:space="0" w:color="auto"/>
+            </w:tcBorders>
+            <w:vAlign w:val="center"/>
+          </w:tcPr>
+          <w:p>
+            <w:pPr>
+              <w:jc w:val="center"/>
+              <w:rPr>
+                <w:rFonts w:ascii="Times New Roman" w:hAnsi="Times New Roman"/>
+                <w:color w:val="000000"/>
+                <w:sz w:val="24"/>
+                <w:szCs w:val="24"/>
+                <w:lang w:eastAsia="vi-VN"/>
+              </w:rPr>
+            </w:pPr>
           </w:p>
         </w:tc>
       </w:tr>

--- a/templates/CMIS/DS-GuiThu.docx
+++ b/templates/CMIS/DS-GuiThu.docx
@@ -460,6 +460,17 @@
         </w:rPr>
         <w:t xml:space="preserve">Địa chỉ: số 94 đường Hùng Vương, </w:t>
       </w:r>
+      <w:proofErr w:type="spellStart"/>
+      <w:r>
+        <w:rPr>
+          <w:rFonts w:ascii="Times New Roman" w:hAnsi="Times New Roman"/>
+          <w:sz w:val="26"/>
+          <w:szCs w:val="26"/>
+          <w:lang w:eastAsia="vi-VN"/>
+        </w:rPr>
+        <w:t>phường</w:t>
+      </w:r>
+      <w:proofErr w:type="spellEnd"/>
       <w:r>
         <w:rPr>
           <w:rFonts w:ascii="Times New Roman" w:hAnsi="Times New Roman"/>
@@ -467,8 +478,39 @@
           <w:szCs w:val="26"/>
           <w:lang w:val="vi-VN" w:eastAsia="vi-VN"/>
         </w:rPr>
-        <w:t>xã</w:t>
+        <w:t xml:space="preserve"> Xuân Lộc, </w:t>
       </w:r>
+      <w:proofErr w:type="spellStart"/>
+      <w:r>
+        <w:rPr>
+          <w:rFonts w:ascii="Times New Roman" w:hAnsi="Times New Roman"/>
+          <w:sz w:val="26"/>
+          <w:szCs w:val="26"/>
+          <w:lang w:eastAsia="vi-VN"/>
+        </w:rPr>
+        <w:t>thành</w:t>
+      </w:r>
+      <w:proofErr w:type="spellEnd"/>
+      <w:r>
+        <w:rPr>
+          <w:rFonts w:ascii="Times New Roman" w:hAnsi="Times New Roman"/>
+          <w:sz w:val="26"/>
+          <w:szCs w:val="26"/>
+          <w:lang w:eastAsia="vi-VN"/>
+        </w:rPr>
+        <w:t xml:space="preserve"> </w:t>
+      </w:r>
+      <w:proofErr w:type="spellStart"/>
+      <w:r>
+        <w:rPr>
+          <w:rFonts w:ascii="Times New Roman" w:hAnsi="Times New Roman"/>
+          <w:sz w:val="26"/>
+          <w:szCs w:val="26"/>
+          <w:lang w:eastAsia="vi-VN"/>
+        </w:rPr>
+        <w:t>phố</w:t>
+      </w:r>
+      <w:proofErr w:type="spellEnd"/>
       <w:r>
         <w:rPr>
           <w:rFonts w:ascii="Times New Roman" w:hAnsi="Times New Roman"/>
@@ -476,7 +518,7 @@
           <w:szCs w:val="26"/>
           <w:lang w:val="vi-VN" w:eastAsia="vi-VN"/>
         </w:rPr>
-        <w:t xml:space="preserve"> Xuân Lộc, tỉnh Đồng Nai, Việt Nam</w:t>
+        <w:t xml:space="preserve"> Đồng Nai, Việt Nam</w:t>
       </w:r>
       <w:r>
         <w:rPr>
@@ -874,33 +916,7 @@
                 <w:szCs w:val="24"/>
                 <w:lang w:eastAsia="vi-VN"/>
               </w:rPr>
-              <w:t xml:space="preserve"> </w:t>
-            </w:r>
-            <w:proofErr w:type="spellStart"/>
-            <w:r>
-              <w:rPr>
-                <w:rFonts w:ascii="Times New Roman" w:hAnsi="Times New Roman"/>
-                <w:b/>
-                <w:bCs/>
-                <w:color w:val="000000"/>
-                <w:sz w:val="24"/>
-                <w:szCs w:val="24"/>
-                <w:lang w:eastAsia="vi-VN"/>
-              </w:rPr>
-              <w:t>công</w:t>
-            </w:r>
-            <w:proofErr w:type="spellEnd"/>
-            <w:r>
-              <w:rPr>
-                <w:rFonts w:ascii="Times New Roman" w:hAnsi="Times New Roman"/>
-                <w:b/>
-                <w:bCs/>
-                <w:color w:val="000000"/>
-                <w:sz w:val="24"/>
-                <w:szCs w:val="24"/>
-                <w:lang w:eastAsia="vi-VN"/>
-              </w:rPr>
-              <w:t xml:space="preserve"> </w:t>
+              <w:t xml:space="preserve"> công </w:t>
             </w:r>
             <w:proofErr w:type="spellStart"/>
             <w:r>
@@ -1552,21 +1568,8 @@
                 <w:szCs w:val="22"/>
                 <w:lang w:eastAsia="ar-SA"/>
               </w:rPr>
-              <w:t xml:space="preserve"> </w:t>
-            </w:r>
-            <w:proofErr w:type="gramStart"/>
-            <w:r>
-              <w:rPr>
-                <w:rFonts w:ascii="Times New Roman" w:hAnsi="Times New Roman"/>
-                <w:bCs/>
-                <w:kern w:val="1"/>
-                <w:sz w:val="22"/>
-                <w:szCs w:val="22"/>
-                <w:lang w:eastAsia="ar-SA"/>
-              </w:rPr>
-              <w:t>Hợp;</w:t>
-            </w:r>
-            <w:proofErr w:type="gramEnd"/>
+              <w:t xml:space="preserve"> Hợp;</w:t>
+            </w:r>
           </w:p>
           <w:p>
             <w:pPr>

--- a/templates/CMIS/DS-GuiThu.docx
+++ b/templates/CMIS/DS-GuiThu.docx
@@ -622,12 +622,12 @@
       </w:tblPr>
       <w:tblGrid>
         <w:gridCol w:w="670"/>
-        <w:gridCol w:w="3584"/>
-        <w:gridCol w:w="3827"/>
+        <w:gridCol w:w="3568"/>
+        <w:gridCol w:w="3794"/>
         <w:gridCol w:w="1900"/>
-        <w:gridCol w:w="3203"/>
-        <w:gridCol w:w="1334"/>
-        <w:gridCol w:w="1334"/>
+        <w:gridCol w:w="3187"/>
+        <w:gridCol w:w="1326"/>
+        <w:gridCol w:w="1407"/>
       </w:tblGrid>
       <w:tr>
         <w:trPr>
@@ -1272,27 +1272,7 @@
                 <w:szCs w:val="24"/>
                 <w:lang w:val="vi-VN" w:eastAsia="vi-VN"/>
               </w:rPr>
-              <w:t xml:space="preserve"> (báo phát) {/</w:t>
-            </w:r>
-            <w:r>
-              <w:rPr>
-                <w:rFonts w:ascii="Times New Roman" w:hAnsi="Times New Roman"/>
-                <w:color w:val="000000"/>
-                <w:sz w:val="24"/>
-                <w:szCs w:val="24"/>
-                <w:lang w:val="vi-VN" w:eastAsia="vi-VN"/>
-              </w:rPr>
-              <w:t>tb</w:t>
-            </w:r>
-            <w:r>
-              <w:rPr>
-                <w:rFonts w:ascii="Times New Roman" w:hAnsi="Times New Roman"/>
-                <w:color w:val="000000"/>
-                <w:sz w:val="24"/>
-                <w:szCs w:val="24"/>
-                <w:lang w:val="vi-VN" w:eastAsia="vi-VN"/>
-              </w:rPr>
-              <w:t>}</w:t>
+              <w:t xml:space="preserve"> (báo phát) </w:t>
             </w:r>
           </w:p>
         </w:tc>
@@ -1318,6 +1298,46 @@
                 <w:lang w:eastAsia="vi-VN"/>
               </w:rPr>
             </w:pPr>
+            <w:r>
+              <w:rPr>
+                <w:rFonts w:ascii="Times New Roman" w:hAnsi="Times New Roman"/>
+                <w:color w:val="000000"/>
+                <w:sz w:val="24"/>
+                <w:szCs w:val="24"/>
+                <w:lang w:eastAsia="vi-VN"/>
+              </w:rPr>
+              <w:t>/ĐLXL</w:t>
+            </w:r>
+            <w:r>
+              <w:rPr>
+                <w:rFonts w:ascii="Times New Roman" w:hAnsi="Times New Roman"/>
+                <w:color w:val="000000"/>
+                <w:sz w:val="24"/>
+                <w:szCs w:val="24"/>
+                <w:lang w:val="vi-VN" w:eastAsia="vi-VN"/>
+              </w:rPr>
+              <w:t>{/</w:t>
+            </w:r>
+            <w:r>
+              <w:rPr>
+                <w:rFonts w:ascii="Times New Roman" w:hAnsi="Times New Roman"/>
+                <w:color w:val="000000"/>
+                <w:sz w:val="24"/>
+                <w:szCs w:val="24"/>
+                <w:lang w:val="vi-VN" w:eastAsia="vi-VN"/>
+              </w:rPr>
+              <w:t>tb</w:t>
+            </w:r>
+            <w:r>
+              <w:rPr>
+                <w:rFonts w:ascii="Times New Roman" w:hAnsi="Times New Roman"/>
+                <w:color w:val="000000"/>
+                <w:sz w:val="24"/>
+                <w:szCs w:val="24"/>
+                <w:lang w:val="vi-VN" w:eastAsia="vi-VN"/>
+              </w:rPr>
+              <w:t>}</w:t>
+            </w:r>
           </w:p>
         </w:tc>
       </w:tr>

--- a/templates/CMIS/DS-GuiThu.docx
+++ b/templates/CMIS/DS-GuiThu.docx
@@ -622,11 +622,11 @@
       </w:tblPr>
       <w:tblGrid>
         <w:gridCol w:w="670"/>
-        <w:gridCol w:w="3568"/>
-        <w:gridCol w:w="3794"/>
-        <w:gridCol w:w="1900"/>
-        <w:gridCol w:w="3187"/>
-        <w:gridCol w:w="1326"/>
+        <w:gridCol w:w="3584"/>
+        <w:gridCol w:w="3827"/>
+        <w:gridCol w:w="1827"/>
+        <w:gridCol w:w="3203"/>
+        <w:gridCol w:w="1334"/>
         <w:gridCol w:w="1407"/>
       </w:tblGrid>
       <w:tr>
@@ -1158,7 +1158,6 @@
           </w:tcPr>
           <w:p>
             <w:pPr>
-              <w:jc w:val="center"/>
               <w:rPr>
                 <w:rFonts w:ascii="Times New Roman" w:hAnsi="Times New Roman"/>
                 <w:color w:val="000000"/>
@@ -1175,7 +1174,27 @@
                 <w:szCs w:val="24"/>
                 <w:lang w:eastAsia="vi-VN"/>
               </w:rPr>
-              <w:t>{TEN_KHANG}</w:t>
+              <w:t>{</w:t>
+            </w:r>
+            <w:r>
+              <w:rPr>
+                <w:rFonts w:ascii="Times New Roman" w:hAnsi="Times New Roman"/>
+                <w:color w:val="000000"/>
+                <w:sz w:val="24"/>
+                <w:szCs w:val="24"/>
+                <w:lang w:eastAsia="vi-VN"/>
+              </w:rPr>
+              <w:t>TEN_DDIEN</w:t>
+            </w:r>
+            <w:r>
+              <w:rPr>
+                <w:rFonts w:ascii="Times New Roman" w:hAnsi="Times New Roman"/>
+                <w:color w:val="000000"/>
+                <w:sz w:val="24"/>
+                <w:szCs w:val="24"/>
+                <w:lang w:eastAsia="vi-VN"/>
+              </w:rPr>
+              <w:t>}</w:t>
             </w:r>
           </w:p>
         </w:tc>

--- a/templates/CMIS/DS-GuiThu.docx
+++ b/templates/CMIS/DS-GuiThu.docx
@@ -616,7 +616,7 @@
     </w:p>
     <w:tbl>
       <w:tblPr>
-        <w:tblW w:w="15852" w:type="dxa"/>
+        <w:tblW w:w="15735" w:type="dxa"/>
         <w:tblInd w:w="-431" w:type="dxa"/>
         <w:tblLook w:val="04A0" w:firstRow="1" w:lastRow="0" w:firstColumn="1" w:lastColumn="0" w:noHBand="0" w:noVBand="1"/>
       </w:tblPr>
@@ -624,10 +624,11 @@
         <w:gridCol w:w="670"/>
         <w:gridCol w:w="3584"/>
         <w:gridCol w:w="3827"/>
-        <w:gridCol w:w="1827"/>
-        <w:gridCol w:w="3203"/>
+        <w:gridCol w:w="1795"/>
+        <w:gridCol w:w="2284"/>
         <w:gridCol w:w="1334"/>
         <w:gridCol w:w="1407"/>
+        <w:gridCol w:w="834"/>
       </w:tblGrid>
       <w:tr>
         <w:trPr>
@@ -792,7 +793,7 @@
         </w:tc>
         <w:tc>
           <w:tcPr>
-            <w:tcW w:w="3203" w:type="dxa"/>
+            <w:tcW w:w="2284" w:type="dxa"/>
             <w:tcBorders>
               <w:top w:val="single" w:sz="4" w:space="0" w:color="auto"/>
               <w:left w:val="nil"/>
@@ -870,7 +871,7 @@
         </w:tc>
         <w:tc>
           <w:tcPr>
-            <w:tcW w:w="1334" w:type="dxa"/>
+            <w:tcW w:w="1407" w:type="dxa"/>
             <w:tcBorders>
               <w:top w:val="single" w:sz="4" w:space="0" w:color="auto"/>
               <w:left w:val="nil"/>
@@ -1022,11 +1023,74 @@
             </w:r>
           </w:p>
         </w:tc>
+        <w:tc>
+          <w:tcPr>
+            <w:tcW w:w="802" w:type="dxa"/>
+            <w:tcBorders>
+              <w:top w:val="single" w:sz="4" w:space="0" w:color="auto"/>
+              <w:left w:val="nil"/>
+              <w:bottom w:val="single" w:sz="4" w:space="0" w:color="auto"/>
+              <w:right w:val="single" w:sz="4" w:space="0" w:color="auto"/>
+            </w:tcBorders>
+            <w:vAlign w:val="center"/>
+          </w:tcPr>
+          <w:p>
+            <w:pPr>
+              <w:jc w:val="center"/>
+              <w:rPr>
+                <w:rFonts w:ascii="Times New Roman" w:hAnsi="Times New Roman"/>
+                <w:b/>
+                <w:bCs/>
+                <w:color w:val="000000"/>
+                <w:sz w:val="24"/>
+                <w:szCs w:val="24"/>
+                <w:lang w:eastAsia="vi-VN"/>
+              </w:rPr>
+            </w:pPr>
+            <w:proofErr w:type="spellStart"/>
+            <w:r>
+              <w:rPr>
+                <w:rFonts w:ascii="Times New Roman" w:hAnsi="Times New Roman"/>
+                <w:b/>
+                <w:bCs/>
+                <w:color w:val="000000"/>
+                <w:sz w:val="24"/>
+                <w:szCs w:val="24"/>
+                <w:lang w:eastAsia="vi-VN"/>
+              </w:rPr>
+              <w:t>Ghi</w:t>
+            </w:r>
+            <w:proofErr w:type="spellEnd"/>
+            <w:r>
+              <w:rPr>
+                <w:rFonts w:ascii="Times New Roman" w:hAnsi="Times New Roman"/>
+                <w:b/>
+                <w:bCs/>
+                <w:color w:val="000000"/>
+                <w:sz w:val="24"/>
+                <w:szCs w:val="24"/>
+                <w:lang w:eastAsia="vi-VN"/>
+              </w:rPr>
+              <w:t xml:space="preserve"> </w:t>
+            </w:r>
+            <w:proofErr w:type="spellStart"/>
+            <w:r>
+              <w:rPr>
+                <w:rFonts w:ascii="Times New Roman" w:hAnsi="Times New Roman"/>
+                <w:b/>
+                <w:bCs/>
+                <w:color w:val="000000"/>
+                <w:sz w:val="24"/>
+                <w:szCs w:val="24"/>
+                <w:lang w:eastAsia="vi-VN"/>
+              </w:rPr>
+              <w:t>chú</w:t>
+            </w:r>
+            <w:proofErr w:type="spellEnd"/>
+          </w:p>
+        </w:tc>
       </w:tr>
       <w:tr>
-        <w:trPr>
-          <w:trHeight w:val="680"/>
-        </w:trPr>
         <w:tc>
           <w:tcPr>
             <w:tcW w:w="0" w:type="auto"/>
@@ -1200,7 +1264,7 @@
         </w:tc>
         <w:tc>
           <w:tcPr>
-            <w:tcW w:w="3203" w:type="dxa"/>
+            <w:tcW w:w="2284" w:type="dxa"/>
             <w:tcBorders>
               <w:top w:val="single" w:sz="4" w:space="0" w:color="auto"/>
               <w:left w:val="nil"/>
@@ -1297,7 +1361,7 @@
         </w:tc>
         <w:tc>
           <w:tcPr>
-            <w:tcW w:w="1334" w:type="dxa"/>
+            <w:tcW w:w="1407" w:type="dxa"/>
             <w:tcBorders>
               <w:top w:val="single" w:sz="4" w:space="0" w:color="auto"/>
               <w:left w:val="nil"/>
@@ -1327,6 +1391,51 @@
               </w:rPr>
               <w:t>/ĐLXL</w:t>
             </w:r>
+          </w:p>
+        </w:tc>
+        <w:tc>
+          <w:tcPr>
+            <w:tcW w:w="802" w:type="dxa"/>
+            <w:tcBorders>
+              <w:top w:val="single" w:sz="4" w:space="0" w:color="auto"/>
+              <w:left w:val="nil"/>
+              <w:bottom w:val="single" w:sz="4" w:space="0" w:color="auto"/>
+              <w:right w:val="single" w:sz="4" w:space="0" w:color="auto"/>
+            </w:tcBorders>
+            <w:vAlign w:val="center"/>
+          </w:tcPr>
+          <w:p>
+            <w:pPr>
+              <w:jc w:val="center"/>
+              <w:rPr>
+                <w:rFonts w:ascii="Times New Roman" w:hAnsi="Times New Roman"/>
+                <w:color w:val="000000"/>
+                <w:sz w:val="24"/>
+                <w:szCs w:val="24"/>
+                <w:lang w:eastAsia="vi-VN"/>
+              </w:rPr>
+            </w:pPr>
+            <w:r>
+              <w:rPr>
+                <w:rFonts w:ascii="Times New Roman" w:hAnsi="Times New Roman"/>
+                <w:color w:val="000000"/>
+                <w:sz w:val="2"/>
+                <w:szCs w:val="2"/>
+                <w:lang w:eastAsia="vi-VN"/>
+              </w:rPr>
+              <w:t>{MA_</w:t>
+            </w:r>
+            <w:proofErr w:type="gramStart"/>
+            <w:r>
+              <w:rPr>
+                <w:rFonts w:ascii="Times New Roman" w:hAnsi="Times New Roman"/>
+                <w:color w:val="000000"/>
+                <w:sz w:val="2"/>
+                <w:szCs w:val="2"/>
+                <w:lang w:eastAsia="vi-VN"/>
+              </w:rPr>
+              <w:t>KHANG}</w:t>
+            </w:r>
             <w:r>
               <w:rPr>
                 <w:rFonts w:ascii="Times New Roman" w:hAnsi="Times New Roman"/>
@@ -1335,7 +1444,18 @@
                 <w:szCs w:val="24"/>
                 <w:lang w:val="vi-VN" w:eastAsia="vi-VN"/>
               </w:rPr>
-              <w:t>{/</w:t>
+              <w:t>{</w:t>
+            </w:r>
+            <w:proofErr w:type="gramEnd"/>
+            <w:r>
+              <w:rPr>
+                <w:rFonts w:ascii="Times New Roman" w:hAnsi="Times New Roman"/>
+                <w:color w:val="000000"/>
+                <w:sz w:val="24"/>
+                <w:szCs w:val="24"/>
+                <w:lang w:val="vi-VN" w:eastAsia="vi-VN"/>
+              </w:rPr>
+              <w:t>/</w:t>
             </w:r>
             <w:r>
               <w:rPr>
@@ -1787,7 +1907,7 @@
     <w:sectPr>
       <w:headerReference w:type="default" r:id="rId7"/>
       <w:pgSz w:w="16840" w:h="11907" w:orient="landscape" w:code="9"/>
-      <w:pgMar w:top="1276" w:right="900" w:bottom="1418" w:left="1134" w:header="0" w:footer="737" w:gutter="0"/>
+      <w:pgMar w:top="851" w:right="900" w:bottom="1418" w:left="1134" w:header="0" w:footer="737" w:gutter="0"/>
       <w:cols w:space="720"/>
       <w:titlePg/>
       <w:docGrid w:linePitch="381"/>

--- a/templates/CMIS/DS-GuiThu.docx
+++ b/templates/CMIS/DS-GuiThu.docx
@@ -917,7 +917,33 @@
                 <w:szCs w:val="24"/>
                 <w:lang w:eastAsia="vi-VN"/>
               </w:rPr>
-              <w:t xml:space="preserve"> công </w:t>
+              <w:t xml:space="preserve"> </w:t>
+            </w:r>
+            <w:proofErr w:type="spellStart"/>
+            <w:r>
+              <w:rPr>
+                <w:rFonts w:ascii="Times New Roman" w:hAnsi="Times New Roman"/>
+                <w:b/>
+                <w:bCs/>
+                <w:color w:val="000000"/>
+                <w:sz w:val="24"/>
+                <w:szCs w:val="24"/>
+                <w:lang w:eastAsia="vi-VN"/>
+              </w:rPr>
+              <w:t>công</w:t>
+            </w:r>
+            <w:proofErr w:type="spellEnd"/>
+            <w:r>
+              <w:rPr>
+                <w:rFonts w:ascii="Times New Roman" w:hAnsi="Times New Roman"/>
+                <w:b/>
+                <w:bCs/>
+                <w:color w:val="000000"/>
+                <w:sz w:val="24"/>
+                <w:szCs w:val="24"/>
+                <w:lang w:eastAsia="vi-VN"/>
+              </w:rPr>
+              <w:t xml:space="preserve"> </w:t>
             </w:r>
             <w:proofErr w:type="spellStart"/>
             <w:r>
@@ -1109,6 +1135,7 @@
                 <w:ilvl w:val="0"/>
                 <w:numId w:val="4"/>
               </w:numPr>
+              <w:spacing w:before="120" w:after="120"/>
               <w:contextualSpacing w:val="0"/>
               <w:jc w:val="center"/>
               <w:rPr>
@@ -1134,6 +1161,7 @@
           </w:tcPr>
           <w:p>
             <w:pPr>
+              <w:spacing w:before="120" w:after="120"/>
               <w:rPr>
                 <w:rFonts w:ascii="Times New Roman" w:hAnsi="Times New Roman"/>
                 <w:color w:val="000000"/>
@@ -1189,6 +1217,7 @@
           </w:tcPr>
           <w:p>
             <w:pPr>
+              <w:spacing w:before="120" w:after="120"/>
               <w:rPr>
                 <w:rFonts w:ascii="Times New Roman" w:hAnsi="Times New Roman"/>
                 <w:color w:val="000000"/>
@@ -1222,6 +1251,7 @@
           </w:tcPr>
           <w:p>
             <w:pPr>
+              <w:spacing w:before="120" w:after="120"/>
               <w:rPr>
                 <w:rFonts w:ascii="Times New Roman" w:hAnsi="Times New Roman"/>
                 <w:color w:val="000000"/>
@@ -1275,6 +1305,7 @@
           </w:tcPr>
           <w:p>
             <w:pPr>
+              <w:spacing w:before="120" w:after="120"/>
               <w:rPr>
                 <w:rFonts w:ascii="Times New Roman" w:hAnsi="Times New Roman"/>
                 <w:color w:val="000000"/>
@@ -1328,6 +1359,7 @@
           </w:tcPr>
           <w:p>
             <w:pPr>
+              <w:spacing w:before="120" w:after="120"/>
               <w:jc w:val="center"/>
               <w:rPr>
                 <w:rFonts w:ascii="Times New Roman" w:hAnsi="Times New Roman"/>
@@ -1372,6 +1404,7 @@
           </w:tcPr>
           <w:p>
             <w:pPr>
+              <w:spacing w:before="120" w:after="120"/>
               <w:jc w:val="center"/>
               <w:rPr>
                 <w:rFonts w:ascii="Times New Roman" w:hAnsi="Times New Roman"/>
@@ -1406,6 +1439,7 @@
           </w:tcPr>
           <w:p>
             <w:pPr>
+              <w:spacing w:before="120" w:after="120"/>
               <w:jc w:val="center"/>
               <w:rPr>
                 <w:rFonts w:ascii="Times New Roman" w:hAnsi="Times New Roman"/>
